--- a/backend/private/comps/eline_tech.docx
+++ b/backend/private/comps/eline_tech.docx
@@ -1407,10 +1407,12 @@
       </w:r>
     </w:p>
     <w:sectPr>
-      <w:headerReference w:type="default" r:id="rId11"/>
-      <w:footerReference w:type="even" r:id="rId12"/>
-      <w:footerReference w:type="default" r:id="rId13"/>
-      <w:headerReference w:type="first" r:id="rId14"/>
+      <w:headerReference w:type="even" r:id="rId11"/>
+      <w:headerReference w:type="default" r:id="rId12"/>
+      <w:footerReference w:type="even" r:id="rId13"/>
+      <w:footerReference w:type="default" r:id="rId14"/>
+      <w:headerReference w:type="first" r:id="rId15"/>
+      <w:footerReference w:type="first" r:id="rId16"/>
       <w:pgSz w:w="11900" w:h="16840"/>
       <w:pgMar w:top="1871" w:right="851" w:bottom="1814" w:left="851" w:header="0" w:footer="0" w:gutter="0"/>
       <w:cols w:space="708"/>
@@ -1847,7 +1849,7 @@
                   </a:prstGeom>
                   <a:extLst>
                     <a:ext uri="{FAA26D3D-D897-4be2-8F04-BA451C77F1D7}">
-                      <ma14:placeholderFlag xmlns="" xmlns:mo="http://schemas.microsoft.com/office/mac/office/2008/main" xmlns:mv="urn:schemas-microsoft-com:mac:vml" xmlns:o="urn:schemas-microsoft-com:office:office" xmlns:v="urn:schemas-microsoft-com:vml" xmlns:w10="urn:schemas-microsoft-com:office:word" xmlns:w="http://schemas.openxmlformats.org/wordprocessingml/2006/main" xmlns:ma14="http://schemas.microsoft.com/office/mac/drawingml/2011/main"/>
+                      <ma14:placeholderFlag xmlns:ma14="http://schemas.microsoft.com/office/mac/drawingml/2011/main" xmlns:w="http://schemas.openxmlformats.org/wordprocessingml/2006/main" xmlns:w10="urn:schemas-microsoft-com:office:word" xmlns:v="urn:schemas-microsoft-com:vml" xmlns:o="urn:schemas-microsoft-com:office:office" xmlns:mv="urn:schemas-microsoft-com:mac:vml" xmlns:mo="http://schemas.microsoft.com/office/mac/office/2008/main" xmlns=""/>
                     </a:ext>
                   </a:extLst>
                 </pic:spPr>
@@ -1863,6 +1865,16 @@
         </wp:anchor>
       </w:drawing>
     </w:r>
+  </w:p>
+</w:ftr>
+</file>
+
+<file path=word/footer3.xml><?xml version="1.0" encoding="utf-8"?>
+<w:ftr xmlns:wpc="http://schemas.microsoft.com/office/word/2010/wordprocessingCanvas" xmlns:cx="http://schemas.microsoft.com/office/drawing/2014/chartex" xmlns:cx1="http://schemas.microsoft.com/office/drawing/2015/9/8/chartex" xmlns:cx2="http://schemas.microsoft.com/office/drawing/2015/10/21/chartex" xmlns:cx3="http://schemas.microsoft.com/office/drawing/2016/5/9/chartex" xmlns:cx4="http://schemas.microsoft.com/office/drawing/2016/5/10/chartex" xmlns:cx5="http://schemas.microsoft.com/office/drawing/2016/5/11/chartex" xmlns:cx6="http://schemas.microsoft.com/office/drawing/2016/5/12/chartex" xmlns:cx7="http://schemas.microsoft.com/office/drawing/2016/5/13/chartex" xmlns:cx8="http://schemas.microsoft.com/office/drawing/2016/5/14/chartex" xmlns:mc="http://schemas.openxmlformats.org/markup-compatibility/2006" xmlns:aink="http://schemas.microsoft.com/office/drawing/2016/ink" xmlns:am3d="http://schemas.microsoft.com/office/drawing/2017/model3d" xmlns:o="urn:schemas-microsoft-com:office:office" xmlns:oel="http://schemas.microsoft.com/office/2019/extlst" xmlns:r="http://schemas.openxmlformats.org/officeDocument/2006/relationships" xmlns:m="http://schemas.openxmlformats.org/officeDocument/2006/math" xmlns:v="urn:schemas-microsoft-com:vml" xmlns:wp14="http://schemas.microsoft.com/office/word/2010/wordprocessingDrawing" xmlns:wp="http://schemas.openxmlformats.org/drawingml/2006/wordprocessingDrawing" xmlns:w10="urn:schemas-microsoft-com:office:word" xmlns:w="http://schemas.openxmlformats.org/wordprocessingml/2006/main" xmlns:w14="http://schemas.microsoft.com/office/word/2010/wordml" xmlns:w15="http://schemas.microsoft.com/office/word/2012/wordml" xmlns:w16cex="http://schemas.microsoft.com/office/word/2018/wordml/cex" xmlns:w16cid="http://schemas.microsoft.com/office/word/2016/wordml/cid" xmlns:w16="http://schemas.microsoft.com/office/word/2018/wordml" xmlns:w16du="http://schemas.microsoft.com/office/word/2023/wordml/word16du" xmlns:w16sdtdh="http://schemas.microsoft.com/office/word/2020/wordml/sdtdatahash" xmlns:w16se="http://schemas.microsoft.com/office/word/2015/wordml/symex" xmlns:wpg="http://schemas.microsoft.com/office/word/2010/wordprocessingGroup" xmlns:wpi="http://schemas.microsoft.com/office/word/2010/wordprocessingInk" xmlns:wne="http://schemas.microsoft.com/office/word/2006/wordml" xmlns:wps="http://schemas.microsoft.com/office/word/2010/wordprocessingShape" mc:Ignorable="w14 w15 w16se w16cid w16 w16cex w16sdtdh w16du wp14">
+  <w:p>
+    <w:pPr>
+      <w:pStyle w:val="llb"/>
+    </w:pPr>
   </w:p>
 </w:ftr>
 </file>
@@ -1887,6 +1899,16 @@
 </file>
 
 <file path=word/header1.xml><?xml version="1.0" encoding="utf-8"?>
+<w:hdr xmlns:wpc="http://schemas.microsoft.com/office/word/2010/wordprocessingCanvas" xmlns:cx="http://schemas.microsoft.com/office/drawing/2014/chartex" xmlns:cx1="http://schemas.microsoft.com/office/drawing/2015/9/8/chartex" xmlns:cx2="http://schemas.microsoft.com/office/drawing/2015/10/21/chartex" xmlns:cx3="http://schemas.microsoft.com/office/drawing/2016/5/9/chartex" xmlns:cx4="http://schemas.microsoft.com/office/drawing/2016/5/10/chartex" xmlns:cx5="http://schemas.microsoft.com/office/drawing/2016/5/11/chartex" xmlns:cx6="http://schemas.microsoft.com/office/drawing/2016/5/12/chartex" xmlns:cx7="http://schemas.microsoft.com/office/drawing/2016/5/13/chartex" xmlns:cx8="http://schemas.microsoft.com/office/drawing/2016/5/14/chartex" xmlns:mc="http://schemas.openxmlformats.org/markup-compatibility/2006" xmlns:aink="http://schemas.microsoft.com/office/drawing/2016/ink" xmlns:am3d="http://schemas.microsoft.com/office/drawing/2017/model3d" xmlns:o="urn:schemas-microsoft-com:office:office" xmlns:oel="http://schemas.microsoft.com/office/2019/extlst" xmlns:r="http://schemas.openxmlformats.org/officeDocument/2006/relationships" xmlns:m="http://schemas.openxmlformats.org/officeDocument/2006/math" xmlns:v="urn:schemas-microsoft-com:vml" xmlns:wp14="http://schemas.microsoft.com/office/word/2010/wordprocessingDrawing" xmlns:wp="http://schemas.openxmlformats.org/drawingml/2006/wordprocessingDrawing" xmlns:w10="urn:schemas-microsoft-com:office:word" xmlns:w="http://schemas.openxmlformats.org/wordprocessingml/2006/main" xmlns:w14="http://schemas.microsoft.com/office/word/2010/wordml" xmlns:w15="http://schemas.microsoft.com/office/word/2012/wordml" xmlns:w16cex="http://schemas.microsoft.com/office/word/2018/wordml/cex" xmlns:w16cid="http://schemas.microsoft.com/office/word/2016/wordml/cid" xmlns:w16="http://schemas.microsoft.com/office/word/2018/wordml" xmlns:w16du="http://schemas.microsoft.com/office/word/2023/wordml/word16du" xmlns:w16sdtdh="http://schemas.microsoft.com/office/word/2020/wordml/sdtdatahash" xmlns:w16se="http://schemas.microsoft.com/office/word/2015/wordml/symex" xmlns:wpg="http://schemas.microsoft.com/office/word/2010/wordprocessingGroup" xmlns:wpi="http://schemas.microsoft.com/office/word/2010/wordprocessingInk" xmlns:wne="http://schemas.microsoft.com/office/word/2006/wordml" xmlns:wps="http://schemas.microsoft.com/office/word/2010/wordprocessingShape" mc:Ignorable="w14 w15 w16se w16cid w16 w16cex w16sdtdh w16du wp14">
+  <w:p>
+    <w:pPr>
+      <w:pStyle w:val="lfej"/>
+    </w:pPr>
+  </w:p>
+</w:hdr>
+</file>
+
+<file path=word/header2.xml><?xml version="1.0" encoding="utf-8"?>
 <w:hdr xmlns:wpc="http://schemas.microsoft.com/office/word/2010/wordprocessingCanvas" xmlns:cx="http://schemas.microsoft.com/office/drawing/2014/chartex" xmlns:cx1="http://schemas.microsoft.com/office/drawing/2015/9/8/chartex" xmlns:cx2="http://schemas.microsoft.com/office/drawing/2015/10/21/chartex" xmlns:cx3="http://schemas.microsoft.com/office/drawing/2016/5/9/chartex" xmlns:cx4="http://schemas.microsoft.com/office/drawing/2016/5/10/chartex" xmlns:cx5="http://schemas.microsoft.com/office/drawing/2016/5/11/chartex" xmlns:cx6="http://schemas.microsoft.com/office/drawing/2016/5/12/chartex" xmlns:cx7="http://schemas.microsoft.com/office/drawing/2016/5/13/chartex" xmlns:cx8="http://schemas.microsoft.com/office/drawing/2016/5/14/chartex" xmlns:mc="http://schemas.openxmlformats.org/markup-compatibility/2006" xmlns:aink="http://schemas.microsoft.com/office/drawing/2016/ink" xmlns:am3d="http://schemas.microsoft.com/office/drawing/2017/model3d" xmlns:o="urn:schemas-microsoft-com:office:office" xmlns:oel="http://schemas.microsoft.com/office/2019/extlst" xmlns:r="http://schemas.openxmlformats.org/officeDocument/2006/relationships" xmlns:m="http://schemas.openxmlformats.org/officeDocument/2006/math" xmlns:v="urn:schemas-microsoft-com:vml" xmlns:wp14="http://schemas.microsoft.com/office/word/2010/wordprocessingDrawing" xmlns:wp="http://schemas.openxmlformats.org/drawingml/2006/wordprocessingDrawing" xmlns:w10="urn:schemas-microsoft-com:office:word" xmlns:w="http://schemas.openxmlformats.org/wordprocessingml/2006/main" xmlns:w14="http://schemas.microsoft.com/office/word/2010/wordml" xmlns:w15="http://schemas.microsoft.com/office/word/2012/wordml" xmlns:w16cex="http://schemas.microsoft.com/office/word/2018/wordml/cex" xmlns:w16cid="http://schemas.microsoft.com/office/word/2016/wordml/cid" xmlns:w16="http://schemas.microsoft.com/office/word/2018/wordml" xmlns:w16du="http://schemas.microsoft.com/office/word/2023/wordml/word16du" xmlns:w16sdtdh="http://schemas.microsoft.com/office/word/2020/wordml/sdtdatahash" xmlns:w16se="http://schemas.microsoft.com/office/word/2015/wordml/symex" xmlns:wpg="http://schemas.microsoft.com/office/word/2010/wordprocessingGroup" xmlns:wpi="http://schemas.microsoft.com/office/word/2010/wordprocessingInk" xmlns:wne="http://schemas.microsoft.com/office/word/2006/wordml" xmlns:wps="http://schemas.microsoft.com/office/word/2010/wordprocessingShape" mc:Ignorable="w14 w15 w16se w16cid w16 w16cex w16sdtdh w16du wp14">
   <w:p>
     <w:r>
@@ -2013,14 +2035,14 @@
                           <w:pPr>
                             <w:pStyle w:val="Fejlc"/>
                           </w:pPr>
+                          <w:proofErr w:type="spellStart"/>
                           <w:r>
-                            <w:t>Carrier Ethernet</w:t>
+                            <w:t>Üzleti</w:t>
                           </w:r>
-                        </w:p>
-                        <w:p>
-                          <w:pPr>
-                            <w:pStyle w:val="Fejlc"/>
-                          </w:pPr>
+                          <w:proofErr w:type="spellEnd"/>
+                          <w:r>
+                            <w:t xml:space="preserve"> </w:t>
+                          </w:r>
                           <w:proofErr w:type="spellStart"/>
                           <w:r>
                             <w:t>szolgáltatás</w:t>
@@ -2065,14 +2087,14 @@
                     <w:pPr>
                       <w:pStyle w:val="Fejlc"/>
                     </w:pPr>
+                    <w:proofErr w:type="spellStart"/>
                     <w:r>
-                      <w:t>Carrier Ethernet</w:t>
+                      <w:t>Üzleti</w:t>
                     </w:r>
-                  </w:p>
-                  <w:p>
-                    <w:pPr>
-                      <w:pStyle w:val="Fejlc"/>
-                    </w:pPr>
+                    <w:proofErr w:type="spellEnd"/>
+                    <w:r>
+                      <w:t xml:space="preserve"> </w:t>
+                    </w:r>
                     <w:proofErr w:type="spellStart"/>
                     <w:r>
                       <w:t>szolgáltatás</w:t>
@@ -2099,7 +2121,7 @@
 </w:hdr>
 </file>
 
-<file path=word/header2.xml><?xml version="1.0" encoding="utf-8"?>
+<file path=word/header3.xml><?xml version="1.0" encoding="utf-8"?>
 <w:hdr xmlns:wpc="http://schemas.microsoft.com/office/word/2010/wordprocessingCanvas" xmlns:cx="http://schemas.microsoft.com/office/drawing/2014/chartex" xmlns:cx1="http://schemas.microsoft.com/office/drawing/2015/9/8/chartex" xmlns:cx2="http://schemas.microsoft.com/office/drawing/2015/10/21/chartex" xmlns:cx3="http://schemas.microsoft.com/office/drawing/2016/5/9/chartex" xmlns:cx4="http://schemas.microsoft.com/office/drawing/2016/5/10/chartex" xmlns:cx5="http://schemas.microsoft.com/office/drawing/2016/5/11/chartex" xmlns:cx6="http://schemas.microsoft.com/office/drawing/2016/5/12/chartex" xmlns:cx7="http://schemas.microsoft.com/office/drawing/2016/5/13/chartex" xmlns:cx8="http://schemas.microsoft.com/office/drawing/2016/5/14/chartex" xmlns:mc="http://schemas.openxmlformats.org/markup-compatibility/2006" xmlns:aink="http://schemas.microsoft.com/office/drawing/2016/ink" xmlns:am3d="http://schemas.microsoft.com/office/drawing/2017/model3d" xmlns:o="urn:schemas-microsoft-com:office:office" xmlns:oel="http://schemas.microsoft.com/office/2019/extlst" xmlns:r="http://schemas.openxmlformats.org/officeDocument/2006/relationships" xmlns:m="http://schemas.openxmlformats.org/officeDocument/2006/math" xmlns:v="urn:schemas-microsoft-com:vml" xmlns:wp14="http://schemas.microsoft.com/office/word/2010/wordprocessingDrawing" xmlns:wp="http://schemas.openxmlformats.org/drawingml/2006/wordprocessingDrawing" xmlns:w10="urn:schemas-microsoft-com:office:word" xmlns:w="http://schemas.openxmlformats.org/wordprocessingml/2006/main" xmlns:w14="http://schemas.microsoft.com/office/word/2010/wordml" xmlns:w15="http://schemas.microsoft.com/office/word/2012/wordml" xmlns:w16cex="http://schemas.microsoft.com/office/word/2018/wordml/cex" xmlns:w16cid="http://schemas.microsoft.com/office/word/2016/wordml/cid" xmlns:w16="http://schemas.microsoft.com/office/word/2018/wordml" xmlns:w16du="http://schemas.microsoft.com/office/word/2023/wordml/word16du" xmlns:w16sdtdh="http://schemas.microsoft.com/office/word/2020/wordml/sdtdatahash" xmlns:w16se="http://schemas.microsoft.com/office/word/2015/wordml/symex" xmlns:wpg="http://schemas.microsoft.com/office/word/2010/wordprocessingGroup" xmlns:wpi="http://schemas.microsoft.com/office/word/2010/wordprocessingInk" xmlns:wne="http://schemas.microsoft.com/office/word/2006/wordml" xmlns:wps="http://schemas.microsoft.com/office/word/2010/wordprocessingShape" mc:Ignorable="w14 w15 w16se w16cid w16 w16cex w16sdtdh w16du wp14">
   <w:p>
     <w:pPr>
@@ -2214,7 +2236,7 @@
                   </a:prstGeom>
                   <a:extLst>
                     <a:ext uri="{FAA26D3D-D897-4be2-8F04-BA451C77F1D7}">
-                      <ma14:placeholderFlag xmlns="" xmlns:mo="http://schemas.microsoft.com/office/mac/office/2008/main" xmlns:mv="urn:schemas-microsoft-com:mac:vml" xmlns:o="urn:schemas-microsoft-com:office:office" xmlns:v="urn:schemas-microsoft-com:vml" xmlns:w10="urn:schemas-microsoft-com:office:word" xmlns:w="http://schemas.openxmlformats.org/wordprocessingml/2006/main" xmlns:ma14="http://schemas.microsoft.com/office/mac/drawingml/2011/main"/>
+                      <ma14:placeholderFlag xmlns:ma14="http://schemas.microsoft.com/office/mac/drawingml/2011/main" xmlns:w="http://schemas.openxmlformats.org/wordprocessingml/2006/main" xmlns:w10="urn:schemas-microsoft-com:office:word" xmlns:v="urn:schemas-microsoft-com:vml" xmlns:o="urn:schemas-microsoft-com:office:office" xmlns:mv="urn:schemas-microsoft-com:mac:vml" xmlns:mo="http://schemas.microsoft.com/office/mac/office/2008/main" xmlns=""/>
                     </a:ext>
                   </a:extLst>
                 </pic:spPr>
@@ -2280,7 +2302,7 @@
                   </a:prstGeom>
                   <a:extLst>
                     <a:ext uri="{FAA26D3D-D897-4be2-8F04-BA451C77F1D7}">
-                      <ma14:placeholderFlag xmlns="" xmlns:mo="http://schemas.microsoft.com/office/mac/office/2008/main" xmlns:mv="urn:schemas-microsoft-com:mac:vml" xmlns:o="urn:schemas-microsoft-com:office:office" xmlns:v="urn:schemas-microsoft-com:vml" xmlns:w10="urn:schemas-microsoft-com:office:word" xmlns:w="http://schemas.openxmlformats.org/wordprocessingml/2006/main" xmlns:ma14="http://schemas.microsoft.com/office/mac/drawingml/2011/main"/>
+                      <ma14:placeholderFlag xmlns:ma14="http://schemas.microsoft.com/office/mac/drawingml/2011/main" xmlns:w="http://schemas.openxmlformats.org/wordprocessingml/2006/main" xmlns:w10="urn:schemas-microsoft-com:office:word" xmlns:v="urn:schemas-microsoft-com:vml" xmlns:o="urn:schemas-microsoft-com:office:office" xmlns:mv="urn:schemas-microsoft-com:mac:vml" xmlns:mo="http://schemas.microsoft.com/office/mac/office/2008/main" xmlns=""/>
                     </a:ext>
                   </a:extLst>
                 </pic:spPr>
@@ -10168,6 +10190,30 @@
 </file>
 
 <file path=customXml/item1.xml><?xml version="1.0" encoding="utf-8"?>
+<?mso-contentType ?>
+<FormTemplates xmlns="http://schemas.microsoft.com/sharepoint/v3/contenttype/forms">
+  <Display>DocumentLibraryForm</Display>
+  <Edit>DocumentLibraryForm</Edit>
+  <New>DocumentLibraryForm</New>
+</FormTemplates>
+</file>
+
+<file path=customXml/item2.xml><?xml version="1.0" encoding="utf-8"?>
+<p:properties xmlns:p="http://schemas.microsoft.com/office/2006/metadata/properties" xmlns:xsi="http://www.w3.org/2001/XMLSchema-instance" xmlns:pc="http://schemas.microsoft.com/office/infopath/2007/PartnerControls">
+  <documentManagement>
+    <TaxCatchAll xmlns="8fe6544b-e697-49f6-b041-7853cbff0fef" xsi:nil="true"/>
+    <lcf76f155ced4ddcb4097134ff3c332f xmlns="55f85eae-ec79-404b-be1a-46440fe93caf">
+      <Terms xmlns="http://schemas.microsoft.com/office/infopath/2007/PartnerControls"/>
+    </lcf76f155ced4ddcb4097134ff3c332f>
+  </documentManagement>
+</p:properties>
+</file>
+
+<file path=customXml/item3.xml><?xml version="1.0" encoding="utf-8"?>
+<b:Sources xmlns:b="http://schemas.openxmlformats.org/officeDocument/2006/bibliography" xmlns="http://schemas.openxmlformats.org/officeDocument/2006/bibliography" SelectedStyle="/APA.XSL" StyleName="APA"/>
+</file>
+
+<file path=customXml/item4.xml><?xml version="1.0" encoding="utf-8"?>
 <ct:contentTypeSchema xmlns:ct="http://schemas.microsoft.com/office/2006/metadata/contentType" xmlns:ma="http://schemas.microsoft.com/office/2006/metadata/properties/metaAttributes" ct:_="" ma:_="" ma:contentTypeName="Document" ma:contentTypeID="0x010100ECAEF993DDB83F4DACD781E370FECEAB" ma:contentTypeVersion="17" ma:contentTypeDescription="Create a new document." ma:contentTypeScope="" ma:versionID="f3532ff7feaab1789bbec25376cdbe12">
   <xsd:schema xmlns:xsd="http://www.w3.org/2001/XMLSchema" xmlns:xs="http://www.w3.org/2001/XMLSchema" xmlns:p="http://schemas.microsoft.com/office/2006/metadata/properties" xmlns:ns2="55f85eae-ec79-404b-be1a-46440fe93caf" xmlns:ns3="baf41acf-8066-4d92-badd-7358dec25c65" xmlns:ns4="8fe6544b-e697-49f6-b041-7853cbff0fef" targetNamespace="http://schemas.microsoft.com/office/2006/metadata/properties" ma:root="true" ma:fieldsID="e87edbac678101018fca016d8e9f2873" ns2:_="" ns3:_="" ns4:_="">
     <xsd:import namespace="55f85eae-ec79-404b-be1a-46440fe93caf"/>
@@ -10421,31 +10467,34 @@
 </ct:contentTypeSchema>
 </file>
 
-<file path=customXml/item2.xml><?xml version="1.0" encoding="utf-8"?>
-<b:Sources xmlns:b="http://schemas.openxmlformats.org/officeDocument/2006/bibliography" xmlns="http://schemas.openxmlformats.org/officeDocument/2006/bibliography" SelectedStyle="/APA.XSL" StyleName="APA"/>
+<file path=customXml/itemProps1.xml><?xml version="1.0" encoding="utf-8"?>
+<ds:datastoreItem xmlns:ds="http://schemas.openxmlformats.org/officeDocument/2006/customXml" ds:itemID="{A04E7392-4A54-4BF8-8D3D-4EE68C9FF8A6}">
+  <ds:schemaRefs>
+    <ds:schemaRef ds:uri="http://schemas.microsoft.com/sharepoint/v3/contenttype/forms"/>
+  </ds:schemaRefs>
+</ds:datastoreItem>
 </file>
 
-<file path=customXml/item3.xml><?xml version="1.0" encoding="utf-8"?>
-<p:properties xmlns:p="http://schemas.microsoft.com/office/2006/metadata/properties" xmlns:xsi="http://www.w3.org/2001/XMLSchema-instance" xmlns:pc="http://schemas.microsoft.com/office/infopath/2007/PartnerControls">
-  <documentManagement>
-    <TaxCatchAll xmlns="8fe6544b-e697-49f6-b041-7853cbff0fef" xsi:nil="true"/>
-    <lcf76f155ced4ddcb4097134ff3c332f xmlns="55f85eae-ec79-404b-be1a-46440fe93caf">
-      <Terms xmlns="http://schemas.microsoft.com/office/infopath/2007/PartnerControls"/>
-    </lcf76f155ced4ddcb4097134ff3c332f>
-  </documentManagement>
-</p:properties>
+<file path=customXml/itemProps2.xml><?xml version="1.0" encoding="utf-8"?>
+<ds:datastoreItem xmlns:ds="http://schemas.openxmlformats.org/officeDocument/2006/customXml" ds:itemID="{B3F13EAA-3C5A-4F37-9517-6D0F72343F91}">
+  <ds:schemaRefs>
+    <ds:schemaRef ds:uri="http://schemas.microsoft.com/office/2006/metadata/properties"/>
+    <ds:schemaRef ds:uri="http://schemas.microsoft.com/office/infopath/2007/PartnerControls"/>
+    <ds:schemaRef ds:uri="8fe6544b-e697-49f6-b041-7853cbff0fef"/>
+    <ds:schemaRef ds:uri="55f85eae-ec79-404b-be1a-46440fe93caf"/>
+  </ds:schemaRefs>
+</ds:datastoreItem>
 </file>
 
-<file path=customXml/item4.xml><?xml version="1.0" encoding="utf-8"?>
-<?mso-contentType ?>
-<FormTemplates xmlns="http://schemas.microsoft.com/sharepoint/v3/contenttype/forms">
-  <Display>DocumentLibraryForm</Display>
-  <Edit>DocumentLibraryForm</Edit>
-  <New>DocumentLibraryForm</New>
-</FormTemplates>
+<file path=customXml/itemProps3.xml><?xml version="1.0" encoding="utf-8"?>
+<ds:datastoreItem xmlns:ds="http://schemas.openxmlformats.org/officeDocument/2006/customXml" ds:itemID="{7818AE60-4A98-4045-8149-50CACE119A51}">
+  <ds:schemaRefs>
+    <ds:schemaRef ds:uri="http://schemas.openxmlformats.org/officeDocument/2006/bibliography"/>
+  </ds:schemaRefs>
+</ds:datastoreItem>
 </file>
 
-<file path=customXml/itemProps1.xml><?xml version="1.0" encoding="utf-8"?>
+<file path=customXml/itemProps4.xml><?xml version="1.0" encoding="utf-8"?>
 <ds:datastoreItem xmlns:ds="http://schemas.openxmlformats.org/officeDocument/2006/customXml" ds:itemID="{FA1A0D73-075C-454E-A254-5C47A2FDD08B}">
   <ds:schemaRefs>
     <ds:schemaRef ds:uri="http://schemas.microsoft.com/office/2006/metadata/contentType"/>
@@ -10463,31 +10512,4 @@
     <ds:schemaRef ds:uri="http://schemas.microsoft.com/internal/obd"/>
   </ds:schemaRefs>
 </ds:datastoreItem>
-</file>
-
-<file path=customXml/itemProps2.xml><?xml version="1.0" encoding="utf-8"?>
-<ds:datastoreItem xmlns:ds="http://schemas.openxmlformats.org/officeDocument/2006/customXml" ds:itemID="{7818AE60-4A98-4045-8149-50CACE119A51}">
-  <ds:schemaRefs>
-    <ds:schemaRef ds:uri="http://schemas.openxmlformats.org/officeDocument/2006/bibliography"/>
-  </ds:schemaRefs>
-</ds:datastoreItem>
-</file>
-
-<file path=customXml/itemProps3.xml><?xml version="1.0" encoding="utf-8"?>
-<ds:datastoreItem xmlns:ds="http://schemas.openxmlformats.org/officeDocument/2006/customXml" ds:itemID="{B3F13EAA-3C5A-4F37-9517-6D0F72343F91}">
-  <ds:schemaRefs>
-    <ds:schemaRef ds:uri="http://schemas.microsoft.com/office/2006/metadata/properties"/>
-    <ds:schemaRef ds:uri="http://schemas.microsoft.com/office/infopath/2007/PartnerControls"/>
-    <ds:schemaRef ds:uri="8fe6544b-e697-49f6-b041-7853cbff0fef"/>
-    <ds:schemaRef ds:uri="55f85eae-ec79-404b-be1a-46440fe93caf"/>
-  </ds:schemaRefs>
-</ds:datastoreItem>
-</file>
-
-<file path=customXml/itemProps4.xml><?xml version="1.0" encoding="utf-8"?>
-<ds:datastoreItem xmlns:ds="http://schemas.openxmlformats.org/officeDocument/2006/customXml" ds:itemID="{A04E7392-4A54-4BF8-8D3D-4EE68C9FF8A6}">
-  <ds:schemaRefs>
-    <ds:schemaRef ds:uri="http://schemas.microsoft.com/sharepoint/v3/contenttype/forms"/>
-  </ds:schemaRefs>
-</ds:datastoreItem>
 </file>